--- a/marksmith-v2/test_outputs/challenger_scenario6_dupetabs.docx
+++ b/marksmith-v2/test_outputs/challenger_scenario6_dupetabs.docx
@@ -402,8 +402,8 @@
       </w:r>
     </w:p>
     <w:sectPr>
-      <w:headerReference xmlns:r="http://schemas.openxmlformats.org/officeDocument/2006/relationships" w:type="default" r:id="R6dac48dd807e4f05"/>
-      <w:footerReference xmlns:r="http://schemas.openxmlformats.org/officeDocument/2006/relationships" w:type="default" r:id="R7e7c61bdafd241c2"/>
+      <w:headerReference xmlns:r="http://schemas.openxmlformats.org/officeDocument/2006/relationships" w:type="default" r:id="R638a16d3f3d04c54"/>
+      <w:footerReference xmlns:r="http://schemas.openxmlformats.org/officeDocument/2006/relationships" w:type="default" r:id="R0fd424fe27224085"/>
       <w:pgSz w:w="11906" w:h="16838"/>
       <w:pgMar w:top="1440" w:right="1440" w:bottom="1440" w:left="1440" w:header="576" w:footer="576" w:gutter="0"/>
       <w:pgBorders w:display="allPages" w:offsetFrom="page">

--- a/marksmith-v2/test_outputs/challenger_scenario6_dupetabs.docx
+++ b/marksmith-v2/test_outputs/challenger_scenario6_dupetabs.docx
@@ -402,8 +402,8 @@
       </w:r>
     </w:p>
     <w:sectPr>
-      <w:headerReference xmlns:r="http://schemas.openxmlformats.org/officeDocument/2006/relationships" w:type="default" r:id="R638a16d3f3d04c54"/>
-      <w:footerReference xmlns:r="http://schemas.openxmlformats.org/officeDocument/2006/relationships" w:type="default" r:id="R0fd424fe27224085"/>
+      <w:headerReference xmlns:r="http://schemas.openxmlformats.org/officeDocument/2006/relationships" w:type="default" r:id="R0cc8367038d84fb6"/>
+      <w:footerReference xmlns:r="http://schemas.openxmlformats.org/officeDocument/2006/relationships" w:type="default" r:id="R13ad32d2f53d4c40"/>
       <w:pgSz w:w="11906" w:h="16838"/>
       <w:pgMar w:top="1440" w:right="1440" w:bottom="1440" w:left="1440" w:header="576" w:footer="576" w:gutter="0"/>
       <w:pgBorders w:display="allPages" w:offsetFrom="page">

--- a/marksmith-v2/test_outputs/challenger_scenario6_dupetabs.docx
+++ b/marksmith-v2/test_outputs/challenger_scenario6_dupetabs.docx
@@ -402,16 +402,10 @@
       </w:r>
     </w:p>
     <w:sectPr>
-      <w:headerReference xmlns:r="http://schemas.openxmlformats.org/officeDocument/2006/relationships" w:type="default" r:id="R0cc8367038d84fb6"/>
-      <w:footerReference xmlns:r="http://schemas.openxmlformats.org/officeDocument/2006/relationships" w:type="default" r:id="R13ad32d2f53d4c40"/>
+      <w:headerReference xmlns:r="http://schemas.openxmlformats.org/officeDocument/2006/relationships" w:type="default" r:id="Rc42d24218b2f4efc"/>
+      <w:footerReference xmlns:r="http://schemas.openxmlformats.org/officeDocument/2006/relationships" w:type="default" r:id="R5b0cf21d40f64f9d"/>
       <w:pgSz w:w="11906" w:h="16838"/>
       <w:pgMar w:top="1440" w:right="1440" w:bottom="1440" w:left="1440" w:header="576" w:footer="576" w:gutter="0"/>
-      <w:pgBorders w:display="allPages" w:offsetFrom="page">
-        <w:top w:val="single" w:color="D1D5DA" w:sz="8" w:space="24"/>
-        <w:left w:val="single" w:color="D1D5DA" w:sz="8" w:space="24"/>
-        <w:bottom w:val="single" w:color="D1D5DA" w:sz="8" w:space="24"/>
-        <w:right w:val="single" w:color="D1D5DA" w:sz="8" w:space="24"/>
-      </w:pgBorders>
     </w:sectPr>
   </w:body>
 </w:document>
@@ -671,7 +665,7 @@
   <w:docDefaults>
     <w:rPrDefault>
       <w:rPr>
-        <w:rFonts w:ascii="Calibri" w:hAnsi="Calibri" w:eastAsia="Calibri" w:cs="Calibri"/>
+        <w:rFonts w:ascii="Segoe UI Variable" w:hAnsi="Segoe UI Variable" w:eastAsia="Segoe UI Variable" w:cs="Segoe UI Variable"/>
         <w:color w:val="1b1f23"/>
         <w:kern w:val="16"/>
         <w:sz w:val="22"/>
@@ -724,7 +718,7 @@
     </w:pPr>
     <w:rPr>
       <w:b/>
-      <w:color w:val="000000"/>
+      <w:color w:val="090B0C"/>
       <w:sz w:val="32"/>
       <w:szCs w:val="32"/>
     </w:rPr>
@@ -741,7 +735,7 @@
     </w:pPr>
     <w:rPr>
       <w:b/>
-      <w:color w:val="000000"/>
+      <w:color w:val="121417"/>
       <w:sz w:val="28"/>
       <w:szCs w:val="28"/>
     </w:rPr>
@@ -758,7 +752,7 @@
     </w:pPr>
     <w:rPr>
       <w:b/>
-      <w:color w:val="000000"/>
+      <w:color w:val="1b1f23"/>
       <w:sz w:val="24"/>
       <w:szCs w:val="24"/>
     </w:rPr>
@@ -775,7 +769,7 @@
     </w:pPr>
     <w:rPr>
       <w:b/>
-      <w:color w:val="000000"/>
+      <w:color w:val="1b1f23"/>
       <w:sz w:val="22"/>
       <w:szCs w:val="22"/>
     </w:rPr>

--- a/marksmith-v2/test_outputs/challenger_scenario6_dupetabs.docx
+++ b/marksmith-v2/test_outputs/challenger_scenario6_dupetabs.docx
@@ -402,8 +402,8 @@
       </w:r>
     </w:p>
     <w:sectPr>
-      <w:headerReference xmlns:r="http://schemas.openxmlformats.org/officeDocument/2006/relationships" w:type="default" r:id="Rc42d24218b2f4efc"/>
-      <w:footerReference xmlns:r="http://schemas.openxmlformats.org/officeDocument/2006/relationships" w:type="default" r:id="R5b0cf21d40f64f9d"/>
+      <w:headerReference xmlns:r="http://schemas.openxmlformats.org/officeDocument/2006/relationships" w:type="default" r:id="R41a52ed6c5d844e3"/>
+      <w:footerReference xmlns:r="http://schemas.openxmlformats.org/officeDocument/2006/relationships" w:type="default" r:id="Rae78bb8af2f24a17"/>
       <w:pgSz w:w="11906" w:h="16838"/>
       <w:pgMar w:top="1440" w:right="1440" w:bottom="1440" w:left="1440" w:header="576" w:footer="576" w:gutter="0"/>
     </w:sectPr>

--- a/marksmith-v2/test_outputs/challenger_scenario6_dupetabs.docx
+++ b/marksmith-v2/test_outputs/challenger_scenario6_dupetabs.docx
@@ -402,8 +402,8 @@
       </w:r>
     </w:p>
     <w:sectPr>
-      <w:headerReference xmlns:r="http://schemas.openxmlformats.org/officeDocument/2006/relationships" w:type="default" r:id="R41a52ed6c5d844e3"/>
-      <w:footerReference xmlns:r="http://schemas.openxmlformats.org/officeDocument/2006/relationships" w:type="default" r:id="Rae78bb8af2f24a17"/>
+      <w:headerReference xmlns:r="http://schemas.openxmlformats.org/officeDocument/2006/relationships" w:type="default" r:id="R86a33eb2809a4231"/>
+      <w:footerReference xmlns:r="http://schemas.openxmlformats.org/officeDocument/2006/relationships" w:type="default" r:id="R6c3e0ae695fc4b68"/>
       <w:pgSz w:w="11906" w:h="16838"/>
       <w:pgMar w:top="1440" w:right="1440" w:bottom="1440" w:left="1440" w:header="576" w:footer="576" w:gutter="0"/>
     </w:sectPr>

--- a/marksmith-v2/test_outputs/challenger_scenario6_dupetabs.docx
+++ b/marksmith-v2/test_outputs/challenger_scenario6_dupetabs.docx
@@ -402,8 +402,8 @@
       </w:r>
     </w:p>
     <w:sectPr>
-      <w:headerReference xmlns:r="http://schemas.openxmlformats.org/officeDocument/2006/relationships" w:type="default" r:id="R86a33eb2809a4231"/>
-      <w:footerReference xmlns:r="http://schemas.openxmlformats.org/officeDocument/2006/relationships" w:type="default" r:id="R6c3e0ae695fc4b68"/>
+      <w:headerReference xmlns:r="http://schemas.openxmlformats.org/officeDocument/2006/relationships" w:type="default" r:id="R33690fcdc7e74541"/>
+      <w:footerReference xmlns:r="http://schemas.openxmlformats.org/officeDocument/2006/relationships" w:type="default" r:id="R37ef90dc96c34994"/>
       <w:pgSz w:w="11906" w:h="16838"/>
       <w:pgMar w:top="1440" w:right="1440" w:bottom="1440" w:left="1440" w:header="576" w:footer="576" w:gutter="0"/>
     </w:sectPr>

--- a/marksmith-v2/test_outputs/challenger_scenario6_dupetabs.docx
+++ b/marksmith-v2/test_outputs/challenger_scenario6_dupetabs.docx
@@ -402,8 +402,8 @@
       </w:r>
     </w:p>
     <w:sectPr>
-      <w:headerReference xmlns:r="http://schemas.openxmlformats.org/officeDocument/2006/relationships" w:type="default" r:id="R33690fcdc7e74541"/>
-      <w:footerReference xmlns:r="http://schemas.openxmlformats.org/officeDocument/2006/relationships" w:type="default" r:id="R37ef90dc96c34994"/>
+      <w:headerReference xmlns:r="http://schemas.openxmlformats.org/officeDocument/2006/relationships" w:type="default" r:id="R2b10594b489f4c60"/>
+      <w:footerReference xmlns:r="http://schemas.openxmlformats.org/officeDocument/2006/relationships" w:type="default" r:id="R43470b2d7bc94492"/>
       <w:pgSz w:w="11906" w:h="16838"/>
       <w:pgMar w:top="1440" w:right="1440" w:bottom="1440" w:left="1440" w:header="576" w:footer="576" w:gutter="0"/>
     </w:sectPr>

--- a/marksmith-v2/test_outputs/challenger_scenario6_dupetabs.docx
+++ b/marksmith-v2/test_outputs/challenger_scenario6_dupetabs.docx
@@ -402,8 +402,8 @@
       </w:r>
     </w:p>
     <w:sectPr>
-      <w:headerReference xmlns:r="http://schemas.openxmlformats.org/officeDocument/2006/relationships" w:type="default" r:id="R2b10594b489f4c60"/>
-      <w:footerReference xmlns:r="http://schemas.openxmlformats.org/officeDocument/2006/relationships" w:type="default" r:id="R43470b2d7bc94492"/>
+      <w:headerReference xmlns:r="http://schemas.openxmlformats.org/officeDocument/2006/relationships" w:type="default" r:id="R684f3e32149a4770"/>
+      <w:footerReference xmlns:r="http://schemas.openxmlformats.org/officeDocument/2006/relationships" w:type="default" r:id="Rd3f6f972d884404a"/>
       <w:pgSz w:w="11906" w:h="16838"/>
       <w:pgMar w:top="1440" w:right="1440" w:bottom="1440" w:left="1440" w:header="576" w:footer="576" w:gutter="0"/>
     </w:sectPr>

--- a/marksmith-v2/test_outputs/challenger_scenario6_dupetabs.docx
+++ b/marksmith-v2/test_outputs/challenger_scenario6_dupetabs.docx
@@ -402,8 +402,8 @@
       </w:r>
     </w:p>
     <w:sectPr>
-      <w:headerReference xmlns:r="http://schemas.openxmlformats.org/officeDocument/2006/relationships" w:type="default" r:id="R684f3e32149a4770"/>
-      <w:footerReference xmlns:r="http://schemas.openxmlformats.org/officeDocument/2006/relationships" w:type="default" r:id="Rd3f6f972d884404a"/>
+      <w:headerReference xmlns:r="http://schemas.openxmlformats.org/officeDocument/2006/relationships" w:type="default" r:id="R5684eee1c74845cf"/>
+      <w:footerReference xmlns:r="http://schemas.openxmlformats.org/officeDocument/2006/relationships" w:type="default" r:id="Rfa2ee7b3c5774cda"/>
       <w:pgSz w:w="11906" w:h="16838"/>
       <w:pgMar w:top="1440" w:right="1440" w:bottom="1440" w:left="1440" w:header="576" w:footer="576" w:gutter="0"/>
     </w:sectPr>

--- a/marksmith-v2/test_outputs/challenger_scenario6_dupetabs.docx
+++ b/marksmith-v2/test_outputs/challenger_scenario6_dupetabs.docx
@@ -402,8 +402,8 @@
       </w:r>
     </w:p>
     <w:sectPr>
-      <w:headerReference xmlns:r="http://schemas.openxmlformats.org/officeDocument/2006/relationships" w:type="default" r:id="R5684eee1c74845cf"/>
-      <w:footerReference xmlns:r="http://schemas.openxmlformats.org/officeDocument/2006/relationships" w:type="default" r:id="Rfa2ee7b3c5774cda"/>
+      <w:headerReference xmlns:r="http://schemas.openxmlformats.org/officeDocument/2006/relationships" w:type="default" r:id="R40d56aa7acba4d70"/>
+      <w:footerReference xmlns:r="http://schemas.openxmlformats.org/officeDocument/2006/relationships" w:type="default" r:id="Rcb736f29626a490d"/>
       <w:pgSz w:w="11906" w:h="16838"/>
       <w:pgMar w:top="1440" w:right="1440" w:bottom="1440" w:left="1440" w:header="576" w:footer="576" w:gutter="0"/>
     </w:sectPr>

--- a/marksmith-v2/test_outputs/challenger_scenario6_dupetabs.docx
+++ b/marksmith-v2/test_outputs/challenger_scenario6_dupetabs.docx
@@ -402,8 +402,8 @@
       </w:r>
     </w:p>
     <w:sectPr>
-      <w:headerReference xmlns:r="http://schemas.openxmlformats.org/officeDocument/2006/relationships" w:type="default" r:id="R40d56aa7acba4d70"/>
-      <w:footerReference xmlns:r="http://schemas.openxmlformats.org/officeDocument/2006/relationships" w:type="default" r:id="Rcb736f29626a490d"/>
+      <w:headerReference xmlns:r="http://schemas.openxmlformats.org/officeDocument/2006/relationships" w:type="default" r:id="R74c8954a04b74a76"/>
+      <w:footerReference xmlns:r="http://schemas.openxmlformats.org/officeDocument/2006/relationships" w:type="default" r:id="Rbfd047cb0f174242"/>
       <w:pgSz w:w="11906" w:h="16838"/>
       <w:pgMar w:top="1440" w:right="1440" w:bottom="1440" w:left="1440" w:header="576" w:footer="576" w:gutter="0"/>
     </w:sectPr>

--- a/marksmith-v2/test_outputs/challenger_scenario6_dupetabs.docx
+++ b/marksmith-v2/test_outputs/challenger_scenario6_dupetabs.docx
@@ -402,8 +402,8 @@
       </w:r>
     </w:p>
     <w:sectPr>
-      <w:headerReference xmlns:r="http://schemas.openxmlformats.org/officeDocument/2006/relationships" w:type="default" r:id="R74c8954a04b74a76"/>
-      <w:footerReference xmlns:r="http://schemas.openxmlformats.org/officeDocument/2006/relationships" w:type="default" r:id="Rbfd047cb0f174242"/>
+      <w:headerReference xmlns:r="http://schemas.openxmlformats.org/officeDocument/2006/relationships" w:type="default" r:id="R5af5feb3a4984d83"/>
+      <w:footerReference xmlns:r="http://schemas.openxmlformats.org/officeDocument/2006/relationships" w:type="default" r:id="R924f89cafb1840db"/>
       <w:pgSz w:w="11906" w:h="16838"/>
       <w:pgMar w:top="1440" w:right="1440" w:bottom="1440" w:left="1440" w:header="576" w:footer="576" w:gutter="0"/>
     </w:sectPr>

--- a/marksmith-v2/test_outputs/challenger_scenario6_dupetabs.docx
+++ b/marksmith-v2/test_outputs/challenger_scenario6_dupetabs.docx
@@ -402,8 +402,8 @@
       </w:r>
     </w:p>
     <w:sectPr>
-      <w:headerReference xmlns:r="http://schemas.openxmlformats.org/officeDocument/2006/relationships" w:type="default" r:id="R5af5feb3a4984d83"/>
-      <w:footerReference xmlns:r="http://schemas.openxmlformats.org/officeDocument/2006/relationships" w:type="default" r:id="R924f89cafb1840db"/>
+      <w:headerReference xmlns:r="http://schemas.openxmlformats.org/officeDocument/2006/relationships" w:type="default" r:id="Ra36543483a9d44cf"/>
+      <w:footerReference xmlns:r="http://schemas.openxmlformats.org/officeDocument/2006/relationships" w:type="default" r:id="R7b2fac38f5ce47e6"/>
       <w:pgSz w:w="11906" w:h="16838"/>
       <w:pgMar w:top="1440" w:right="1440" w:bottom="1440" w:left="1440" w:header="576" w:footer="576" w:gutter="0"/>
     </w:sectPr>

--- a/marksmith-v2/test_outputs/challenger_scenario6_dupetabs.docx
+++ b/marksmith-v2/test_outputs/challenger_scenario6_dupetabs.docx
@@ -402,8 +402,8 @@
       </w:r>
     </w:p>
     <w:sectPr>
-      <w:headerReference xmlns:r="http://schemas.openxmlformats.org/officeDocument/2006/relationships" w:type="default" r:id="Ra36543483a9d44cf"/>
-      <w:footerReference xmlns:r="http://schemas.openxmlformats.org/officeDocument/2006/relationships" w:type="default" r:id="R7b2fac38f5ce47e6"/>
+      <w:headerReference xmlns:r="http://schemas.openxmlformats.org/officeDocument/2006/relationships" w:type="default" r:id="R121af64a4b434304"/>
+      <w:footerReference xmlns:r="http://schemas.openxmlformats.org/officeDocument/2006/relationships" w:type="default" r:id="R6075fae951034ca3"/>
       <w:pgSz w:w="11906" w:h="16838"/>
       <w:pgMar w:top="1440" w:right="1440" w:bottom="1440" w:left="1440" w:header="576" w:footer="576" w:gutter="0"/>
     </w:sectPr>

--- a/marksmith-v2/test_outputs/challenger_scenario6_dupetabs.docx
+++ b/marksmith-v2/test_outputs/challenger_scenario6_dupetabs.docx
@@ -402,8 +402,8 @@
       </w:r>
     </w:p>
     <w:sectPr>
-      <w:headerReference xmlns:r="http://schemas.openxmlformats.org/officeDocument/2006/relationships" w:type="default" r:id="R121af64a4b434304"/>
-      <w:footerReference xmlns:r="http://schemas.openxmlformats.org/officeDocument/2006/relationships" w:type="default" r:id="R6075fae951034ca3"/>
+      <w:headerReference xmlns:r="http://schemas.openxmlformats.org/officeDocument/2006/relationships" w:type="default" r:id="R520df07e3dcf4053"/>
+      <w:footerReference xmlns:r="http://schemas.openxmlformats.org/officeDocument/2006/relationships" w:type="default" r:id="Rd3b844c5159349ad"/>
       <w:pgSz w:w="11906" w:h="16838"/>
       <w:pgMar w:top="1440" w:right="1440" w:bottom="1440" w:left="1440" w:header="576" w:footer="576" w:gutter="0"/>
     </w:sectPr>

--- a/marksmith-v2/test_outputs/challenger_scenario6_dupetabs.docx
+++ b/marksmith-v2/test_outputs/challenger_scenario6_dupetabs.docx
@@ -402,8 +402,8 @@
       </w:r>
     </w:p>
     <w:sectPr>
-      <w:headerReference xmlns:r="http://schemas.openxmlformats.org/officeDocument/2006/relationships" w:type="default" r:id="R520df07e3dcf4053"/>
-      <w:footerReference xmlns:r="http://schemas.openxmlformats.org/officeDocument/2006/relationships" w:type="default" r:id="Rd3b844c5159349ad"/>
+      <w:headerReference xmlns:r="http://schemas.openxmlformats.org/officeDocument/2006/relationships" w:type="default" r:id="Rae65a70423a549d8"/>
+      <w:footerReference xmlns:r="http://schemas.openxmlformats.org/officeDocument/2006/relationships" w:type="default" r:id="Rf5e4ffb01c78472e"/>
       <w:pgSz w:w="11906" w:h="16838"/>
       <w:pgMar w:top="1440" w:right="1440" w:bottom="1440" w:left="1440" w:header="576" w:footer="576" w:gutter="0"/>
     </w:sectPr>

--- a/marksmith-v2/test_outputs/challenger_scenario6_dupetabs.docx
+++ b/marksmith-v2/test_outputs/challenger_scenario6_dupetabs.docx
@@ -402,8 +402,8 @@
       </w:r>
     </w:p>
     <w:sectPr>
-      <w:headerReference xmlns:r="http://schemas.openxmlformats.org/officeDocument/2006/relationships" w:type="default" r:id="Rae65a70423a549d8"/>
-      <w:footerReference xmlns:r="http://schemas.openxmlformats.org/officeDocument/2006/relationships" w:type="default" r:id="Rf5e4ffb01c78472e"/>
+      <w:headerReference xmlns:r="http://schemas.openxmlformats.org/officeDocument/2006/relationships" w:type="default" r:id="Ra134735f13104131"/>
+      <w:footerReference xmlns:r="http://schemas.openxmlformats.org/officeDocument/2006/relationships" w:type="default" r:id="R22026859abcf4afe"/>
       <w:pgSz w:w="11906" w:h="16838"/>
       <w:pgMar w:top="1440" w:right="1440" w:bottom="1440" w:left="1440" w:header="576" w:footer="576" w:gutter="0"/>
     </w:sectPr>

--- a/marksmith-v2/test_outputs/challenger_scenario6_dupetabs.docx
+++ b/marksmith-v2/test_outputs/challenger_scenario6_dupetabs.docx
@@ -402,8 +402,8 @@
       </w:r>
     </w:p>
     <w:sectPr>
-      <w:headerReference xmlns:r="http://schemas.openxmlformats.org/officeDocument/2006/relationships" w:type="default" r:id="Ra134735f13104131"/>
-      <w:footerReference xmlns:r="http://schemas.openxmlformats.org/officeDocument/2006/relationships" w:type="default" r:id="R22026859abcf4afe"/>
+      <w:headerReference xmlns:r="http://schemas.openxmlformats.org/officeDocument/2006/relationships" w:type="default" r:id="Re288e16ee8ac4ffc"/>
+      <w:footerReference xmlns:r="http://schemas.openxmlformats.org/officeDocument/2006/relationships" w:type="default" r:id="R0fd5e4844757449e"/>
       <w:pgSz w:w="11906" w:h="16838"/>
       <w:pgMar w:top="1440" w:right="1440" w:bottom="1440" w:left="1440" w:header="576" w:footer="576" w:gutter="0"/>
     </w:sectPr>

--- a/marksmith-v2/test_outputs/challenger_scenario6_dupetabs.docx
+++ b/marksmith-v2/test_outputs/challenger_scenario6_dupetabs.docx
@@ -402,8 +402,8 @@
       </w:r>
     </w:p>
     <w:sectPr>
-      <w:headerReference xmlns:r="http://schemas.openxmlformats.org/officeDocument/2006/relationships" w:type="default" r:id="Re288e16ee8ac4ffc"/>
-      <w:footerReference xmlns:r="http://schemas.openxmlformats.org/officeDocument/2006/relationships" w:type="default" r:id="R0fd5e4844757449e"/>
+      <w:headerReference xmlns:r="http://schemas.openxmlformats.org/officeDocument/2006/relationships" w:type="default" r:id="R606a8eeab29d4341"/>
+      <w:footerReference xmlns:r="http://schemas.openxmlformats.org/officeDocument/2006/relationships" w:type="default" r:id="R49c9fb5c0fb341a5"/>
       <w:pgSz w:w="11906" w:h="16838"/>
       <w:pgMar w:top="1440" w:right="1440" w:bottom="1440" w:left="1440" w:header="576" w:footer="576" w:gutter="0"/>
     </w:sectPr>

--- a/marksmith-v2/test_outputs/challenger_scenario6_dupetabs.docx
+++ b/marksmith-v2/test_outputs/challenger_scenario6_dupetabs.docx
@@ -402,8 +402,8 @@
       </w:r>
     </w:p>
     <w:sectPr>
-      <w:headerReference xmlns:r="http://schemas.openxmlformats.org/officeDocument/2006/relationships" w:type="default" r:id="R606a8eeab29d4341"/>
-      <w:footerReference xmlns:r="http://schemas.openxmlformats.org/officeDocument/2006/relationships" w:type="default" r:id="R49c9fb5c0fb341a5"/>
+      <w:headerReference xmlns:r="http://schemas.openxmlformats.org/officeDocument/2006/relationships" w:type="default" r:id="R1db9f8c28f3e4449"/>
+      <w:footerReference xmlns:r="http://schemas.openxmlformats.org/officeDocument/2006/relationships" w:type="default" r:id="R1dd7fc8b19454ad5"/>
       <w:pgSz w:w="11906" w:h="16838"/>
       <w:pgMar w:top="1440" w:right="1440" w:bottom="1440" w:left="1440" w:header="576" w:footer="576" w:gutter="0"/>
     </w:sectPr>

--- a/marksmith-v2/test_outputs/challenger_scenario6_dupetabs.docx
+++ b/marksmith-v2/test_outputs/challenger_scenario6_dupetabs.docx
@@ -402,8 +402,8 @@
       </w:r>
     </w:p>
     <w:sectPr>
-      <w:headerReference xmlns:r="http://schemas.openxmlformats.org/officeDocument/2006/relationships" w:type="default" r:id="R1db9f8c28f3e4449"/>
-      <w:footerReference xmlns:r="http://schemas.openxmlformats.org/officeDocument/2006/relationships" w:type="default" r:id="R1dd7fc8b19454ad5"/>
+      <w:headerReference xmlns:r="http://schemas.openxmlformats.org/officeDocument/2006/relationships" w:type="default" r:id="R290d5426acc34f8a"/>
+      <w:footerReference xmlns:r="http://schemas.openxmlformats.org/officeDocument/2006/relationships" w:type="default" r:id="R65dd0f2d6bb54973"/>
       <w:pgSz w:w="11906" w:h="16838"/>
       <w:pgMar w:top="1440" w:right="1440" w:bottom="1440" w:left="1440" w:header="576" w:footer="576" w:gutter="0"/>
     </w:sectPr>

--- a/marksmith-v2/test_outputs/challenger_scenario6_dupetabs.docx
+++ b/marksmith-v2/test_outputs/challenger_scenario6_dupetabs.docx
@@ -402,8 +402,8 @@
       </w:r>
     </w:p>
     <w:sectPr>
-      <w:headerReference xmlns:r="http://schemas.openxmlformats.org/officeDocument/2006/relationships" w:type="default" r:id="R290d5426acc34f8a"/>
-      <w:footerReference xmlns:r="http://schemas.openxmlformats.org/officeDocument/2006/relationships" w:type="default" r:id="R65dd0f2d6bb54973"/>
+      <w:headerReference xmlns:r="http://schemas.openxmlformats.org/officeDocument/2006/relationships" w:type="default" r:id="R9e79769e73ec4a8c"/>
+      <w:footerReference xmlns:r="http://schemas.openxmlformats.org/officeDocument/2006/relationships" w:type="default" r:id="R78de11dcc6d24493"/>
       <w:pgSz w:w="11906" w:h="16838"/>
       <w:pgMar w:top="1440" w:right="1440" w:bottom="1440" w:left="1440" w:header="576" w:footer="576" w:gutter="0"/>
     </w:sectPr>
@@ -820,4 +820,27 @@
     </w:rPr>
   </w:style>
 </w:styles>
+</file>
+
+<file path=customXml/item.xml><?xml version="1.0" encoding="utf-8"?>
+<marksmithSource schema="marksmith-source-v1" version="2.0.0.0" exportedUtc="2026-07-31T16:52:29.6864905Z" theme="GitHub Light" mermaidMode="1">
+  <markdown><![CDATA[# Double Tabs Test
+:::tabs
+:::tab title="Alpha"
+Content A1
+:::
+:::tab title="Beta"
+Content B1
+:::
+:::
+# Section Two
+:::tabs
+:::tab title="Alpha"
+Content A1
+:::
+:::tab title="Beta"
+Content B1
+:::
+:::]]></markdown>
+</marksmithSource>
 </file>
--- a/marksmith-v2/test_outputs/challenger_scenario6_dupetabs.docx
+++ b/marksmith-v2/test_outputs/challenger_scenario6_dupetabs.docx
@@ -402,8 +402,8 @@
       </w:r>
     </w:p>
     <w:sectPr>
-      <w:headerReference xmlns:r="http://schemas.openxmlformats.org/officeDocument/2006/relationships" w:type="default" r:id="R9e79769e73ec4a8c"/>
-      <w:footerReference xmlns:r="http://schemas.openxmlformats.org/officeDocument/2006/relationships" w:type="default" r:id="R78de11dcc6d24493"/>
+      <w:headerReference xmlns:r="http://schemas.openxmlformats.org/officeDocument/2006/relationships" w:type="default" r:id="Ra96ea7228f7e43ad"/>
+      <w:footerReference xmlns:r="http://schemas.openxmlformats.org/officeDocument/2006/relationships" w:type="default" r:id="Re63178e13c25437d"/>
       <w:pgSz w:w="11906" w:h="16838"/>
       <w:pgMar w:top="1440" w:right="1440" w:bottom="1440" w:left="1440" w:header="576" w:footer="576" w:gutter="0"/>
     </w:sectPr>
@@ -823,7 +823,7 @@
 </file>
 
 <file path=customXml/item.xml><?xml version="1.0" encoding="utf-8"?>
-<marksmithSource schema="marksmith-source-v1" version="2.0.0.0" exportedUtc="2026-07-31T16:52:29.6864905Z" theme="GitHub Light" mermaidMode="1">
+<marksmithSource schema="marksmith-source-v1" version="2.0.0.0" exportedUtc="2026-08-01T10:53:21.2244115Z" theme="GitHub Light" mermaidMode="1">
   <markdown><![CDATA[# Double Tabs Test
 :::tabs
 :::tab title="Alpha"
